--- a/documents/docx/07-paid-up-letter.docx
+++ b/documents/docx/07-paid-up-letter.docx
@@ -2621,7 +2621,7 @@
           <w:sz w:val="21"/>
           <w:szCs w:val="21"/>
         </w:rPr>
-        <w:t xml:space="preserve">+264 81 264 6222</w:t>
+        <w:t xml:space="preserve">+264 81 281 9840</w:t>
       </w:r>
       <w:r>
         <w:rPr>
@@ -3299,7 +3299,7 @@
           <w:sz w:val="21"/>
           <w:szCs w:val="21"/>
         </w:rPr>
-        <w:t xml:space="preserve">+264 81 264 6222</w:t>
+        <w:t xml:space="preserve">+264 81 281 9840</w:t>
       </w:r>
       <w:r>
         <w:rPr>
@@ -3831,7 +3831,7 @@
                 <w:sz w:val="20"/>
                 <w:szCs w:val="20"/>
               </w:rPr>
-              <w:t xml:space="preserve">+264 81 264 6222</w:t>
+              <w:t xml:space="preserve">+264 81 281 9840</w:t>
             </w:r>
           </w:p>
         </w:tc>
@@ -4119,7 +4119,7 @@
         <w:sz w:val="15"/>
         <w:szCs w:val="15"/>
       </w:rPr>
-      <w:t xml:space="preserve">Cell +264 81 281 9840   ·   WhatsApp +264 81 264 6222</w:t>
+      <w:t xml:space="preserve">Cell &amp; WhatsApp +264 81 281 9840</w:t>
     </w:r>
   </w:p>
   <w:p>
